--- a/Osnova maturitní práce.docx
+++ b/Osnova maturitní práce.docx
@@ -405,16 +405,13 @@
         </w:numPr>
       </w:pPr>
       <w:r>
-        <w:t>Import dat z externích zařízení a aplikací</w:t>
-      </w:r>
-    </w:p>
-    <w:p>
-      <w:pPr>
-        <w:rPr>
-          <w:b/>
-          <w:bCs/>
-        </w:rPr>
-      </w:pPr>
+        <w:t xml:space="preserve">Import dat </w:t>
+      </w:r>
+      <w:r>
+        <w:t xml:space="preserve">a Export dat </w:t>
+      </w:r>
+    </w:p>
+    <w:p>
       <w:r>
         <w:rPr>
           <w:b/>
